--- a/2_Risk_Management/MT-ISMS-RAM-001_v1.1_risk-assessment-methodology.docx
+++ b/2_Risk_Management/MT-ISMS-RAM-001_v1.1_risk-assessment-methodology.docx
@@ -178,7 +178,7 @@
               <w:rPr>
                 <w:rFonts w:ascii="Aptos" w:hAnsi="Aptos"/>
               </w:rPr>
-              <w:t>[Date]</w:t>
+              <w:t>14 January 2026</w:t>
             </w:r>
           </w:p>
         </w:tc>
@@ -264,7 +264,7 @@
               <w:rPr>
                 <w:rFonts w:ascii="Aptos" w:hAnsi="Aptos"/>
               </w:rPr>
-              <w:t>[Senior GRC Partner Name], CISM, ISO LA</w:t>
+              <w:t>Dr. Andreas Kellermann, CISM, ISO LA</w:t>
             </w:r>
           </w:p>
         </w:tc>
@@ -522,7 +522,7 @@
               <w:rPr>
                 <w:rFonts w:ascii="Aptos" w:hAnsi="Aptos"/>
               </w:rPr>
-              <w:t>[Date]</w:t>
+              <w:t>4 November 2025</w:t>
             </w:r>
           </w:p>
         </w:tc>
@@ -603,7 +603,7 @@
               <w:rPr>
                 <w:rFonts w:ascii="Aptos" w:hAnsi="Aptos"/>
               </w:rPr>
-              <w:t>[Date]</w:t>
+              <w:t>14 January 2026</w:t>
             </w:r>
           </w:p>
         </w:tc>
@@ -2814,13 +2814,13 @@
         <w:rPr>
           <w:rFonts w:ascii="Aptos" w:hAnsi="Aptos"/>
         </w:rPr>
-        <w:t>Mitigate (Modify): Apply appropriate security controls from ISO 27001:2022 Annex A to reduce the Threat Likelihood or Vulnerability Severity (e.g., implementing MFA [Annex A 5.17] to mitigate credential theft).</w:t>
+        <w:t>Mitigate (Modify): Apply appropriate security controls from ISO 27001:2022 Annex A to reduce the Threat Likelihood or Vulnerability Severity (e.g., implementing MFA Annex A 5.17 to mitigate credential theft).</w:t>
       </w:r>
       <w:r>
         <w:rPr>
           <w:rFonts w:ascii="MS Gothic" w:eastAsia="MS Gothic" w:hAnsi="MS Gothic" w:cs="MS Gothic" w:hint="eastAsia"/>
         </w:rPr>
-        <w:t> +        <w:t xml:space="preserve">  </w:t>
       </w:r>
       <w:r>
@@ -3161,7 +3161,7 @@
                     <w:rPr>
                       <w:rFonts w:ascii="Aptos" w:hAnsi="Aptos"/>
                     </w:rPr>
-                    <w:t>[Date]</w:t>
+                    <w:t>13 January 2026</w:t>
                   </w:r>
                 </w:p>
               </w:tc>
@@ -3288,7 +3288,7 @@
                     <w:rPr>
                       <w:rFonts w:ascii="Aptos" w:hAnsi="Aptos"/>
                     </w:rPr>
-                    <w:t>[Senior GRC Partner Name]</w:t>
+                    <w:t>Dr. Andreas Kellermann</w:t>
                   </w:r>
                 </w:p>
               </w:tc>
@@ -3378,7 +3378,7 @@
                     <w:rPr>
                       <w:rFonts w:ascii="Aptos" w:hAnsi="Aptos"/>
                     </w:rPr>
-                    <w:t>[Date]</w:t>
+                    <w:t>13 January 2026</w:t>
                   </w:r>
                 </w:p>
               </w:tc>
@@ -3502,7 +3502,7 @@
                     <w:rPr>
                       <w:rFonts w:ascii="Aptos" w:hAnsi="Aptos"/>
                     </w:rPr>
-                    <w:t>[CEO / Managing Director Name]</w:t>
+                    <w:t>Dr. Katharina Vogt</w:t>
                   </w:r>
                 </w:p>
               </w:tc>
@@ -3594,7 +3594,7 @@
                     <w:rPr>
                       <w:rFonts w:ascii="Aptos" w:hAnsi="Aptos"/>
                     </w:rPr>
-                    <w:t>[Date]</w:t>
+                    <w:t>14 January 2026</w:t>
                   </w:r>
                 </w:p>
               </w:tc>
